--- a/Laporan Praktikum/JS05/PWL - Jobsheet 05 - Blade View, Web Templating (AdminLTE), Datatables.docx
+++ b/Laporan Praktikum/JS05/PWL - Jobsheet 05 - Blade View, Web Templating (AdminLTE), Datatables.docx
@@ -7,12 +7,6 @@
         <w:tblStyle w:val="TableGrid"/>
         <w:tblW w:w="7475" w:type="dxa"/>
         <w:tblInd w:w="0" w:type="dxa"/>
-        <w:tblCellMar>
-          <w:top w:w="0" w:type="dxa"/>
-          <w:left w:w="0" w:type="dxa"/>
-          <w:bottom w:w="0" w:type="dxa"/>
-          <w:right w:w="0" w:type="dxa"/>
-        </w:tblCellMar>
         <w:tblLook w:val="04A0" w:firstRow="1" w:lastRow="0" w:firstColumn="1" w:lastColumn="0" w:noHBand="0" w:noVBand="1"/>
       </w:tblPr>
       <w:tblGrid>
@@ -335,6 +329,49 @@
               <w:t xml:space="preserve">) </w:t>
             </w:r>
           </w:p>
+          <w:p>
+            <w:pPr>
+              <w:spacing w:after="0" w:line="259" w:lineRule="auto"/>
+              <w:ind w:left="0" w:right="0" w:firstLine="0"/>
+              <w:jc w:val="left"/>
+            </w:pPr>
+          </w:p>
+          <w:p>
+            <w:pPr>
+              <w:spacing w:after="0" w:line="259" w:lineRule="auto"/>
+              <w:ind w:left="0" w:right="0" w:firstLine="0"/>
+              <w:jc w:val="left"/>
+              <w:rPr>
+                <w:b/>
+                <w:bCs/>
+              </w:rPr>
+            </w:pPr>
+            <w:r>
+              <w:rPr>
+                <w:b/>
+                <w:bCs/>
+              </w:rPr>
+              <w:t xml:space="preserve">MUHAMMAD AFIQ FIRDAUS / 14 </w:t>
+            </w:r>
+          </w:p>
+          <w:p>
+            <w:pPr>
+              <w:spacing w:after="0" w:line="259" w:lineRule="auto"/>
+              <w:ind w:left="0" w:right="0" w:firstLine="0"/>
+              <w:jc w:val="left"/>
+              <w:rPr>
+                <w:b/>
+                <w:bCs/>
+              </w:rPr>
+            </w:pPr>
+            <w:r>
+              <w:rPr>
+                <w:b/>
+                <w:bCs/>
+              </w:rPr>
+              <w:t>2341760189 / SIB 2B</w:t>
+            </w:r>
+          </w:p>
         </w:tc>
       </w:tr>
     </w:tbl>
@@ -1601,6 +1638,7 @@
           <w:color w:val="0000CC"/>
           <w:sz w:val="20"/>
         </w:rPr>
+        <w:lastRenderedPageBreak/>
         <w:t xml:space="preserve">     &lt;h1&gt;Hello, </w:t>
       </w:r>
       <w:proofErr w:type="gramStart"/>
@@ -1654,8 +1692,6 @@
         <w:tab/>
         <w:t xml:space="preserve">&lt;/body&gt; </w:t>
       </w:r>
-      <w:bookmarkStart w:id="0" w:name="_GoBack"/>
-      <w:bookmarkEnd w:id="0"/>
     </w:p>
     <w:p>
       <w:pPr>
@@ -1684,7 +1720,6 @@
         <w:ind w:left="0" w:right="0" w:firstLine="566"/>
       </w:pPr>
       <w:r>
-        <w:lastRenderedPageBreak/>
         <w:t xml:space="preserve">View </w:t>
       </w:r>
       <w:proofErr w:type="spellStart"/>
@@ -2811,7 +2846,6 @@
         <w:tblCellMar>
           <w:top w:w="42" w:type="dxa"/>
           <w:left w:w="108" w:type="dxa"/>
-          <w:bottom w:w="0" w:type="dxa"/>
           <w:right w:w="115" w:type="dxa"/>
         </w:tblCellMar>
         <w:tblLook w:val="04A0" w:firstRow="1" w:lastRow="0" w:firstColumn="1" w:lastColumn="0" w:noHBand="0" w:noVBand="1"/>
@@ -4159,7 +4193,6 @@
         <w:tblCellMar>
           <w:top w:w="42" w:type="dxa"/>
           <w:left w:w="108" w:type="dxa"/>
-          <w:bottom w:w="0" w:type="dxa"/>
           <w:right w:w="115" w:type="dxa"/>
         </w:tblCellMar>
         <w:tblLook w:val="04A0" w:firstRow="1" w:lastRow="0" w:firstColumn="1" w:lastColumn="0" w:noHBand="0" w:noVBand="1"/>
@@ -8461,7 +8494,7 @@
       <w:r>
         <w:fldChar w:fldCharType="end"/>
       </w:r>
-      <w:hyperlink r:id="rId7">
+      <w:hyperlink r:id="rId8">
         <w:r>
           <w:rPr>
             <w:color w:val="1155CC"/>
@@ -8470,7 +8503,7 @@
           <w:t>https://nodejs.org/en/</w:t>
         </w:r>
       </w:hyperlink>
-      <w:hyperlink r:id="rId8">
+      <w:hyperlink r:id="rId9">
         <w:r>
           <w:t>.</w:t>
         </w:r>
@@ -10251,6 +10284,9 @@
       <w:r>
         <w:t xml:space="preserve"> </w:t>
       </w:r>
+      <w:r>
+        <w:tab/>
+      </w:r>
     </w:p>
     <w:p>
       <w:pPr>
@@ -10355,12 +10391,12 @@
     <w:p>
       <w:pPr>
         <w:sectPr>
-          <w:headerReference w:type="even" r:id="rId9"/>
-          <w:headerReference w:type="default" r:id="rId10"/>
-          <w:footerReference w:type="even" r:id="rId11"/>
-          <w:footerReference w:type="default" r:id="rId12"/>
-          <w:headerReference w:type="first" r:id="rId13"/>
-          <w:footerReference w:type="first" r:id="rId14"/>
+          <w:headerReference w:type="even" r:id="rId10"/>
+          <w:headerReference w:type="default" r:id="rId11"/>
+          <w:footerReference w:type="even" r:id="rId12"/>
+          <w:footerReference w:type="default" r:id="rId13"/>
+          <w:headerReference w:type="first" r:id="rId14"/>
+          <w:footerReference w:type="first" r:id="rId15"/>
           <w:pgSz w:w="11906" w:h="16838"/>
           <w:pgMar w:top="2369" w:right="1413" w:bottom="1549" w:left="1419" w:header="567" w:footer="565" w:gutter="0"/>
           <w:cols w:space="720"/>
@@ -10462,7 +10498,7 @@
       <w:r>
         <w:t xml:space="preserve"> </w:t>
       </w:r>
-      <w:hyperlink r:id="rId15">
+      <w:hyperlink r:id="rId16">
         <w:r>
           <w:rPr>
             <w:color w:val="0563C1"/>
@@ -10471,7 +10507,7 @@
           <w:t>https://github.com/jeroennoten/Laravel</w:t>
         </w:r>
       </w:hyperlink>
-      <w:hyperlink r:id="rId16">
+      <w:hyperlink r:id="rId17">
         <w:r>
           <w:rPr>
             <w:color w:val="0563C1"/>
@@ -10480,7 +10516,7 @@
           <w:t>-</w:t>
         </w:r>
       </w:hyperlink>
-      <w:hyperlink r:id="rId17">
+      <w:hyperlink r:id="rId18">
         <w:r>
           <w:rPr>
             <w:color w:val="0563C1"/>
@@ -10489,7 +10525,7 @@
           <w:t>AdminLTE/wiki/Installation</w:t>
         </w:r>
       </w:hyperlink>
-      <w:hyperlink r:id="rId18">
+      <w:hyperlink r:id="rId19">
         <w:r>
           <w:t>.</w:t>
         </w:r>
@@ -10563,50 +10599,129 @@
         <w:spacing w:after="88" w:line="259" w:lineRule="auto"/>
         <w:ind w:left="-5" w:right="0"/>
         <w:jc w:val="left"/>
-      </w:pPr>
-      <w:r>
         <w:rPr>
           <w:rFonts w:ascii="Consolas" w:eastAsia="Consolas" w:hAnsi="Consolas" w:cs="Consolas"/>
           <w:color w:val="0000CC"/>
           <w:sz w:val="20"/>
         </w:rPr>
-        <w:t xml:space="preserve">composer require </w:t>
-      </w:r>
-      <w:proofErr w:type="spellStart"/>
+      </w:pPr>
       <w:r>
         <w:rPr>
           <w:rFonts w:ascii="Consolas" w:eastAsia="Consolas" w:hAnsi="Consolas" w:cs="Consolas"/>
           <w:color w:val="0000CC"/>
           <w:sz w:val="20"/>
         </w:rPr>
-        <w:t>jeroennoten</w:t>
-      </w:r>
-      <w:proofErr w:type="spellEnd"/>
+        <w:t xml:space="preserve">composer require </w:t>
+      </w:r>
+      <w:proofErr w:type="spellStart"/>
       <w:r>
         <w:rPr>
           <w:rFonts w:ascii="Consolas" w:eastAsia="Consolas" w:hAnsi="Consolas" w:cs="Consolas"/>
           <w:color w:val="0000CC"/>
           <w:sz w:val="20"/>
         </w:rPr>
-        <w:t>/</w:t>
-      </w:r>
-      <w:proofErr w:type="spellStart"/>
+        <w:t>jeroennoten</w:t>
+      </w:r>
+      <w:proofErr w:type="spellEnd"/>
       <w:r>
         <w:rPr>
           <w:rFonts w:ascii="Consolas" w:eastAsia="Consolas" w:hAnsi="Consolas" w:cs="Consolas"/>
           <w:color w:val="0000CC"/>
           <w:sz w:val="20"/>
         </w:rPr>
-        <w:t>laravel-adminlte</w:t>
-      </w:r>
-      <w:proofErr w:type="spellEnd"/>
+        <w:t>/</w:t>
+      </w:r>
+      <w:proofErr w:type="spellStart"/>
       <w:r>
         <w:rPr>
           <w:rFonts w:ascii="Consolas" w:eastAsia="Consolas" w:hAnsi="Consolas" w:cs="Consolas"/>
           <w:color w:val="0000CC"/>
           <w:sz w:val="20"/>
         </w:rPr>
-        <w:t xml:space="preserve"> </w:t>
+        <w:t>laravel-adminlte</w:t>
+      </w:r>
+      <w:proofErr w:type="spellEnd"/>
+      <w:r>
+        <w:rPr>
+          <w:rFonts w:ascii="Consolas" w:eastAsia="Consolas" w:hAnsi="Consolas" w:cs="Consolas"/>
+          <w:color w:val="0000CC"/>
+          <w:sz w:val="20"/>
+        </w:rPr>
+        <w:t xml:space="preserve"> </w:t>
+      </w:r>
+    </w:p>
+    <w:p>
+      <w:pPr>
+        <w:spacing w:after="88" w:line="259" w:lineRule="auto"/>
+        <w:ind w:left="-5" w:right="0"/>
+        <w:jc w:val="left"/>
+      </w:pPr>
+      <w:r>
+        <w:rPr>
+          <w:rFonts w:ascii="Consolas" w:eastAsia="Consolas" w:hAnsi="Consolas" w:cs="Consolas"/>
+          <w:color w:val="0000CC"/>
+          <w:sz w:val="20"/>
+        </w:rPr>
+        <w:tab/>
+      </w:r>
+      <w:r>
+        <w:rPr>
+          <w:rFonts w:ascii="Consolas" w:eastAsia="Consolas" w:hAnsi="Consolas" w:cs="Consolas"/>
+          <w:color w:val="0000CC"/>
+          <w:sz w:val="20"/>
+        </w:rPr>
+        <w:tab/>
+      </w:r>
+      <w:r>
+        <w:rPr>
+          <w:rFonts w:ascii="Consolas" w:eastAsia="Consolas" w:hAnsi="Consolas" w:cs="Consolas"/>
+          <w:color w:val="0000CC"/>
+          <w:sz w:val="20"/>
+        </w:rPr>
+        <w:tab/>
+      </w:r>
+      <w:r>
+        <w:rPr>
+          <w:rFonts w:ascii="Consolas" w:eastAsia="Consolas" w:hAnsi="Consolas" w:cs="Consolas"/>
+          <w:noProof/>
+          <w:color w:val="0000CC"/>
+          <w:sz w:val="20"/>
+        </w:rPr>
+        <w:drawing>
+          <wp:inline distT="0" distB="0" distL="0" distR="0" wp14:anchorId="68206518" wp14:editId="3DD3268E">
+            <wp:extent cx="3610479" cy="447737"/>
+            <wp:effectExtent l="0" t="0" r="9525" b="0"/>
+            <wp:docPr id="1" name="Picture 1"/>
+            <wp:cNvGraphicFramePr>
+              <a:graphicFrameLocks xmlns:a="http://schemas.openxmlformats.org/drawingml/2006/main" noChangeAspect="1"/>
+            </wp:cNvGraphicFramePr>
+            <a:graphic xmlns:a="http://schemas.openxmlformats.org/drawingml/2006/main">
+              <a:graphicData uri="http://schemas.openxmlformats.org/drawingml/2006/picture">
+                <pic:pic xmlns:pic="http://schemas.openxmlformats.org/drawingml/2006/picture">
+                  <pic:nvPicPr>
+                    <pic:cNvPr id="1" name=""/>
+                    <pic:cNvPicPr/>
+                  </pic:nvPicPr>
+                  <pic:blipFill>
+                    <a:blip r:embed="rId20"/>
+                    <a:stretch>
+                      <a:fillRect/>
+                    </a:stretch>
+                  </pic:blipFill>
+                  <pic:spPr>
+                    <a:xfrm>
+                      <a:off x="0" y="0"/>
+                      <a:ext cx="3610479" cy="447737"/>
+                    </a:xfrm>
+                    <a:prstGeom prst="rect">
+                      <a:avLst/>
+                    </a:prstGeom>
+                  </pic:spPr>
+                </pic:pic>
+              </a:graphicData>
+            </a:graphic>
+          </wp:inline>
+        </w:drawing>
       </w:r>
     </w:p>
     <w:p>
@@ -10699,12 +10814,48 @@
     </w:p>
     <w:p>
       <w:pPr>
-        <w:spacing w:after="106" w:line="259" w:lineRule="auto"/>
-        <w:ind w:left="566" w:right="0" w:firstLine="0"/>
-        <w:jc w:val="left"/>
-      </w:pPr>
-      <w:r>
-        <w:t xml:space="preserve"> </w:t>
+        <w:spacing w:line="531" w:lineRule="auto"/>
+        <w:ind w:left="705" w:right="501" w:firstLine="15"/>
+      </w:pPr>
+      <w:r>
+        <w:rPr>
+          <w:noProof/>
+        </w:rPr>
+        <w:drawing>
+          <wp:inline distT="0" distB="0" distL="0" distR="0" wp14:anchorId="2A5FA8B1" wp14:editId="32D7630C">
+            <wp:extent cx="3153215" cy="733527"/>
+            <wp:effectExtent l="0" t="0" r="9525" b="9525"/>
+            <wp:docPr id="2" name="Picture 2"/>
+            <wp:cNvGraphicFramePr>
+              <a:graphicFrameLocks xmlns:a="http://schemas.openxmlformats.org/drawingml/2006/main" noChangeAspect="1"/>
+            </wp:cNvGraphicFramePr>
+            <a:graphic xmlns:a="http://schemas.openxmlformats.org/drawingml/2006/main">
+              <a:graphicData uri="http://schemas.openxmlformats.org/drawingml/2006/picture">
+                <pic:pic xmlns:pic="http://schemas.openxmlformats.org/drawingml/2006/picture">
+                  <pic:nvPicPr>
+                    <pic:cNvPr id="1" name=""/>
+                    <pic:cNvPicPr/>
+                  </pic:nvPicPr>
+                  <pic:blipFill>
+                    <a:blip r:embed="rId21"/>
+                    <a:stretch>
+                      <a:fillRect/>
+                    </a:stretch>
+                  </pic:blipFill>
+                  <pic:spPr>
+                    <a:xfrm>
+                      <a:off x="0" y="0"/>
+                      <a:ext cx="3153215" cy="733527"/>
+                    </a:xfrm>
+                    <a:prstGeom prst="rect">
+                      <a:avLst/>
+                    </a:prstGeom>
+                  </pic:spPr>
+                </pic:pic>
+              </a:graphicData>
+            </a:graphic>
+          </wp:inline>
+        </w:drawing>
       </w:r>
     </w:p>
     <w:p>
@@ -11014,6 +11165,7 @@
         <w:rPr>
           <w:noProof/>
         </w:rPr>
+        <w:lastRenderedPageBreak/>
         <w:drawing>
           <wp:inline distT="0" distB="0" distL="0" distR="0" wp14:anchorId="2D50A217" wp14:editId="09670993">
             <wp:extent cx="4730369" cy="3327400"/>
@@ -11028,7 +11180,7 @@
                     <pic:cNvPicPr/>
                   </pic:nvPicPr>
                   <pic:blipFill>
-                    <a:blip r:embed="rId19"/>
+                    <a:blip r:embed="rId22"/>
                     <a:stretch>
                       <a:fillRect/>
                     </a:stretch>
@@ -11059,7 +11211,6 @@
         <w:jc w:val="left"/>
       </w:pPr>
       <w:r>
-        <w:lastRenderedPageBreak/>
         <w:t xml:space="preserve"> </w:t>
       </w:r>
     </w:p>
@@ -11130,7 +11281,6 @@
         <w:tblCellMar>
           <w:top w:w="42" w:type="dxa"/>
           <w:left w:w="108" w:type="dxa"/>
-          <w:bottom w:w="0" w:type="dxa"/>
           <w:right w:w="115" w:type="dxa"/>
         </w:tblCellMar>
         <w:tblLook w:val="04A0" w:firstRow="1" w:lastRow="0" w:firstColumn="1" w:lastColumn="0" w:noHBand="0" w:noVBand="1"/>
@@ -12990,7 +13140,7 @@
                     <pic:cNvPicPr/>
                   </pic:nvPicPr>
                   <pic:blipFill>
-                    <a:blip r:embed="rId20"/>
+                    <a:blip r:embed="rId23"/>
                     <a:stretch>
                       <a:fillRect/>
                     </a:stretch>
@@ -13016,6 +13166,52 @@
     </w:p>
     <w:p>
       <w:pPr>
+        <w:spacing w:after="204" w:line="259" w:lineRule="auto"/>
+        <w:ind w:left="0" w:right="0" w:firstLine="0"/>
+      </w:pPr>
+      <w:r>
+        <w:rPr>
+          <w:noProof/>
+        </w:rPr>
+        <w:drawing>
+          <wp:inline distT="0" distB="0" distL="0" distR="0" wp14:anchorId="163B2F10" wp14:editId="1A5D2367">
+            <wp:extent cx="5447234" cy="3916907"/>
+            <wp:effectExtent l="0" t="0" r="1270" b="7620"/>
+            <wp:docPr id="3" name="Picture 3"/>
+            <wp:cNvGraphicFramePr>
+              <a:graphicFrameLocks xmlns:a="http://schemas.openxmlformats.org/drawingml/2006/main" noChangeAspect="1"/>
+            </wp:cNvGraphicFramePr>
+            <a:graphic xmlns:a="http://schemas.openxmlformats.org/drawingml/2006/main">
+              <a:graphicData uri="http://schemas.openxmlformats.org/drawingml/2006/picture">
+                <pic:pic xmlns:pic="http://schemas.openxmlformats.org/drawingml/2006/picture">
+                  <pic:nvPicPr>
+                    <pic:cNvPr id="1" name=""/>
+                    <pic:cNvPicPr/>
+                  </pic:nvPicPr>
+                  <pic:blipFill>
+                    <a:blip r:embed="rId24"/>
+                    <a:stretch>
+                      <a:fillRect/>
+                    </a:stretch>
+                  </pic:blipFill>
+                  <pic:spPr>
+                    <a:xfrm>
+                      <a:off x="0" y="0"/>
+                      <a:ext cx="5458981" cy="3925353"/>
+                    </a:xfrm>
+                    <a:prstGeom prst="rect">
+                      <a:avLst/>
+                    </a:prstGeom>
+                  </pic:spPr>
+                </pic:pic>
+              </a:graphicData>
+            </a:graphic>
+          </wp:inline>
+        </w:drawing>
+      </w:r>
+    </w:p>
+    <w:p>
+      <w:pPr>
         <w:spacing w:after="31" w:line="259" w:lineRule="auto"/>
         <w:ind w:left="-5" w:right="0"/>
         <w:jc w:val="left"/>
@@ -13025,6 +13221,7 @@
         <w:rPr>
           <w:color w:val="1F2328"/>
         </w:rPr>
+        <w:lastRenderedPageBreak/>
         <w:t>Untuk</w:t>
       </w:r>
       <w:proofErr w:type="spellEnd"/>
@@ -13506,7 +13703,7 @@
       <w:r>
         <w:t xml:space="preserve">: </w:t>
       </w:r>
-      <w:hyperlink r:id="rId21">
+      <w:hyperlink r:id="rId25">
         <w:r>
           <w:rPr>
             <w:color w:val="0563C1"/>
@@ -13515,7 +13712,7 @@
           <w:t>https://github.com/jeroennoten/Laravel</w:t>
         </w:r>
       </w:hyperlink>
-      <w:hyperlink r:id="rId22">
+      <w:hyperlink r:id="rId26">
         <w:r>
           <w:rPr>
             <w:color w:val="0563C1"/>
@@ -13531,7 +13728,7 @@
         <w:ind w:left="-5" w:right="0"/>
         <w:jc w:val="left"/>
       </w:pPr>
-      <w:hyperlink r:id="rId23">
+      <w:hyperlink r:id="rId27">
         <w:proofErr w:type="spellStart"/>
         <w:r>
           <w:rPr>
@@ -13549,7 +13746,7 @@
           <w:t>/wiki/Usage</w:t>
         </w:r>
       </w:hyperlink>
-      <w:hyperlink r:id="rId24">
+      <w:hyperlink r:id="rId28">
         <w:r>
           <w:rPr>
             <w:rFonts w:ascii="Segoe UI" w:eastAsia="Segoe UI" w:hAnsi="Segoe UI" w:cs="Segoe UI"/>
@@ -13632,7 +13829,6 @@
         <w:rPr>
           <w:noProof/>
         </w:rPr>
-        <w:lastRenderedPageBreak/>
         <w:drawing>
           <wp:inline distT="0" distB="0" distL="0" distR="0" wp14:anchorId="025E5D20" wp14:editId="79273C8F">
             <wp:extent cx="3851275" cy="2032635"/>
@@ -13647,7 +13843,7 @@
                     <pic:cNvPicPr/>
                   </pic:nvPicPr>
                   <pic:blipFill>
-                    <a:blip r:embed="rId25"/>
+                    <a:blip r:embed="rId29"/>
                     <a:stretch>
                       <a:fillRect/>
                     </a:stretch>
@@ -13673,6 +13869,71 @@
     </w:p>
     <w:p>
       <w:pPr>
+        <w:spacing w:after="0" w:line="259" w:lineRule="auto"/>
+        <w:ind w:left="0" w:right="2286" w:firstLine="0"/>
+      </w:pPr>
+      <w:r>
+        <w:tab/>
+      </w:r>
+      <w:proofErr w:type="spellStart"/>
+      <w:proofErr w:type="gramStart"/>
+      <w:r>
+        <w:t>Berikut</w:t>
+      </w:r>
+      <w:proofErr w:type="spellEnd"/>
+      <w:r>
+        <w:t xml:space="preserve"> :</w:t>
+      </w:r>
+      <w:proofErr w:type="gramEnd"/>
+    </w:p>
+    <w:p>
+      <w:pPr>
+        <w:spacing w:after="0" w:line="259" w:lineRule="auto"/>
+        <w:ind w:left="0" w:right="2286" w:firstLine="0"/>
+      </w:pPr>
+      <w:r>
+        <w:tab/>
+      </w:r>
+      <w:r>
+        <w:drawing>
+          <wp:inline distT="0" distB="0" distL="0" distR="0" wp14:anchorId="47FC15DB" wp14:editId="3F7DE23A">
+            <wp:extent cx="4595750" cy="2674595"/>
+            <wp:effectExtent l="0" t="0" r="0" b="0"/>
+            <wp:docPr id="6" name="Picture 6"/>
+            <wp:cNvGraphicFramePr>
+              <a:graphicFrameLocks xmlns:a="http://schemas.openxmlformats.org/drawingml/2006/main" noChangeAspect="1"/>
+            </wp:cNvGraphicFramePr>
+            <a:graphic xmlns:a="http://schemas.openxmlformats.org/drawingml/2006/main">
+              <a:graphicData uri="http://schemas.openxmlformats.org/drawingml/2006/picture">
+                <pic:pic xmlns:pic="http://schemas.openxmlformats.org/drawingml/2006/picture">
+                  <pic:nvPicPr>
+                    <pic:cNvPr id="1" name=""/>
+                    <pic:cNvPicPr/>
+                  </pic:nvPicPr>
+                  <pic:blipFill>
+                    <a:blip r:embed="rId30"/>
+                    <a:stretch>
+                      <a:fillRect/>
+                    </a:stretch>
+                  </pic:blipFill>
+                  <pic:spPr>
+                    <a:xfrm>
+                      <a:off x="0" y="0"/>
+                      <a:ext cx="4609120" cy="2682376"/>
+                    </a:xfrm>
+                    <a:prstGeom prst="rect">
+                      <a:avLst/>
+                    </a:prstGeom>
+                  </pic:spPr>
+                </pic:pic>
+              </a:graphicData>
+            </a:graphic>
+          </wp:inline>
+        </w:drawing>
+      </w:r>
+    </w:p>
+    <w:p>
+      <w:pPr>
         <w:pStyle w:val="Heading2"/>
         <w:spacing w:after="103"/>
         <w:ind w:left="561"/>
@@ -13727,6 +13988,7 @@
       </w:pPr>
       <w:proofErr w:type="spellStart"/>
       <w:r>
+        <w:lastRenderedPageBreak/>
         <w:t>Datatables</w:t>
       </w:r>
       <w:proofErr w:type="spellEnd"/>
@@ -13900,7 +14162,7 @@
         <w:ind w:left="730" w:right="0"/>
         <w:jc w:val="left"/>
       </w:pPr>
-      <w:hyperlink r:id="rId26">
+      <w:hyperlink r:id="rId31">
         <w:r>
           <w:rPr>
             <w:color w:val="0563C1"/>
@@ -13909,7 +14171,7 @@
           <w:t>https://yajrabox.com/docs/laravel</w:t>
         </w:r>
       </w:hyperlink>
-      <w:hyperlink r:id="rId27">
+      <w:hyperlink r:id="rId32">
         <w:r>
           <w:rPr>
             <w:color w:val="0563C1"/>
@@ -13918,7 +14180,7 @@
           <w:t>-</w:t>
         </w:r>
       </w:hyperlink>
-      <w:hyperlink r:id="rId28">
+      <w:hyperlink r:id="rId33">
         <w:r>
           <w:rPr>
             <w:color w:val="0563C1"/>
@@ -13927,7 +14189,7 @@
           <w:t>datatables/10.0</w:t>
         </w:r>
       </w:hyperlink>
-      <w:hyperlink r:id="rId29">
+      <w:hyperlink r:id="rId34">
         <w:r>
           <w:t xml:space="preserve"> </w:t>
         </w:r>
@@ -13967,7 +14229,7 @@
                     <pic:cNvPicPr/>
                   </pic:nvPicPr>
                   <pic:blipFill>
-                    <a:blip r:embed="rId30"/>
+                    <a:blip r:embed="rId35"/>
                     <a:stretch>
                       <a:fillRect/>
                     </a:stretch>
@@ -14107,6 +14369,52 @@
     </w:p>
     <w:p>
       <w:pPr>
+        <w:spacing w:after="47" w:line="259" w:lineRule="auto"/>
+        <w:ind w:left="705" w:right="0" w:firstLine="0"/>
+      </w:pPr>
+      <w:r>
+        <w:rPr>
+          <w:noProof/>
+        </w:rPr>
+        <w:drawing>
+          <wp:inline distT="0" distB="0" distL="0" distR="0" wp14:anchorId="1F89003A" wp14:editId="65DA8643">
+            <wp:extent cx="3086531" cy="362001"/>
+            <wp:effectExtent l="0" t="0" r="0" b="0"/>
+            <wp:docPr id="4" name="Picture 4"/>
+            <wp:cNvGraphicFramePr>
+              <a:graphicFrameLocks xmlns:a="http://schemas.openxmlformats.org/drawingml/2006/main" noChangeAspect="1"/>
+            </wp:cNvGraphicFramePr>
+            <a:graphic xmlns:a="http://schemas.openxmlformats.org/drawingml/2006/main">
+              <a:graphicData uri="http://schemas.openxmlformats.org/drawingml/2006/picture">
+                <pic:pic xmlns:pic="http://schemas.openxmlformats.org/drawingml/2006/picture">
+                  <pic:nvPicPr>
+                    <pic:cNvPr id="1" name=""/>
+                    <pic:cNvPicPr/>
+                  </pic:nvPicPr>
+                  <pic:blipFill>
+                    <a:blip r:embed="rId36"/>
+                    <a:stretch>
+                      <a:fillRect/>
+                    </a:stretch>
+                  </pic:blipFill>
+                  <pic:spPr>
+                    <a:xfrm>
+                      <a:off x="0" y="0"/>
+                      <a:ext cx="3086531" cy="362001"/>
+                    </a:xfrm>
+                    <a:prstGeom prst="rect">
+                      <a:avLst/>
+                    </a:prstGeom>
+                  </pic:spPr>
+                </pic:pic>
+              </a:graphicData>
+            </a:graphic>
+          </wp:inline>
+        </w:drawing>
+      </w:r>
+    </w:p>
+    <w:p>
+      <w:pPr>
         <w:spacing w:after="51" w:line="259" w:lineRule="auto"/>
         <w:ind w:left="0" w:right="0" w:firstLine="0"/>
         <w:jc w:val="left"/>
@@ -14197,6 +14505,46 @@
       </w:pPr>
       <w:r>
         <w:t xml:space="preserve"> </w:t>
+      </w:r>
+      <w:r>
+        <w:rPr>
+          <w:noProof/>
+        </w:rPr>
+        <w:drawing>
+          <wp:inline distT="0" distB="0" distL="0" distR="0" wp14:anchorId="2009E106" wp14:editId="1294D728">
+            <wp:extent cx="2456597" cy="1194901"/>
+            <wp:effectExtent l="0" t="0" r="1270" b="5715"/>
+            <wp:docPr id="5" name="Picture 5"/>
+            <wp:cNvGraphicFramePr>
+              <a:graphicFrameLocks xmlns:a="http://schemas.openxmlformats.org/drawingml/2006/main" noChangeAspect="1"/>
+            </wp:cNvGraphicFramePr>
+            <a:graphic xmlns:a="http://schemas.openxmlformats.org/drawingml/2006/main">
+              <a:graphicData uri="http://schemas.openxmlformats.org/drawingml/2006/picture">
+                <pic:pic xmlns:pic="http://schemas.openxmlformats.org/drawingml/2006/picture">
+                  <pic:nvPicPr>
+                    <pic:cNvPr id="1" name=""/>
+                    <pic:cNvPicPr/>
+                  </pic:nvPicPr>
+                  <pic:blipFill>
+                    <a:blip r:embed="rId37"/>
+                    <a:stretch>
+                      <a:fillRect/>
+                    </a:stretch>
+                  </pic:blipFill>
+                  <pic:spPr>
+                    <a:xfrm>
+                      <a:off x="0" y="0"/>
+                      <a:ext cx="2461272" cy="1197175"/>
+                    </a:xfrm>
+                    <a:prstGeom prst="rect">
+                      <a:avLst/>
+                    </a:prstGeom>
+                  </pic:spPr>
+                </pic:pic>
+              </a:graphicData>
+            </a:graphic>
+          </wp:inline>
+        </w:drawing>
       </w:r>
     </w:p>
     <w:p>
@@ -14279,6 +14627,49 @@
     </w:p>
     <w:p>
       <w:pPr>
+        <w:ind w:left="705" w:right="0" w:firstLine="0"/>
+      </w:pPr>
+      <w:r>
+        <w:lastRenderedPageBreak/>
+        <w:drawing>
+          <wp:inline distT="0" distB="0" distL="0" distR="0" wp14:anchorId="67D940C0" wp14:editId="2DDA9FF1">
+            <wp:extent cx="3174788" cy="2363189"/>
+            <wp:effectExtent l="0" t="0" r="6985" b="0"/>
+            <wp:docPr id="7" name="Picture 7"/>
+            <wp:cNvGraphicFramePr>
+              <a:graphicFrameLocks xmlns:a="http://schemas.openxmlformats.org/drawingml/2006/main" noChangeAspect="1"/>
+            </wp:cNvGraphicFramePr>
+            <a:graphic xmlns:a="http://schemas.openxmlformats.org/drawingml/2006/main">
+              <a:graphicData uri="http://schemas.openxmlformats.org/drawingml/2006/picture">
+                <pic:pic xmlns:pic="http://schemas.openxmlformats.org/drawingml/2006/picture">
+                  <pic:nvPicPr>
+                    <pic:cNvPr id="1" name=""/>
+                    <pic:cNvPicPr/>
+                  </pic:nvPicPr>
+                  <pic:blipFill>
+                    <a:blip r:embed="rId38"/>
+                    <a:stretch>
+                      <a:fillRect/>
+                    </a:stretch>
+                  </pic:blipFill>
+                  <pic:spPr>
+                    <a:xfrm>
+                      <a:off x="0" y="0"/>
+                      <a:ext cx="3181616" cy="2368272"/>
+                    </a:xfrm>
+                    <a:prstGeom prst="rect">
+                      <a:avLst/>
+                    </a:prstGeom>
+                  </pic:spPr>
+                </pic:pic>
+              </a:graphicData>
+            </a:graphic>
+          </wp:inline>
+        </w:drawing>
+      </w:r>
+    </w:p>
+    <w:p>
+      <w:pPr>
         <w:spacing w:after="0" w:line="350" w:lineRule="auto"/>
         <w:ind w:left="-15" w:right="0" w:firstLine="566"/>
         <w:jc w:val="left"/>
@@ -14315,7 +14706,7 @@
       <w:r>
         <w:t xml:space="preserve"> </w:t>
       </w:r>
-      <w:hyperlink r:id="rId31">
+      <w:hyperlink r:id="rId39">
         <w:r>
           <w:rPr>
             <w:color w:val="0563C1"/>
@@ -14324,8 +14715,8 @@
           <w:t>https://nodejs.org/dist/v20.11.1/node</w:t>
         </w:r>
       </w:hyperlink>
-      <w:hyperlink r:id="rId32"/>
-      <w:hyperlink r:id="rId33">
+      <w:hyperlink r:id="rId40"/>
+      <w:hyperlink r:id="rId41">
         <w:r>
           <w:rPr>
             <w:color w:val="0563C1"/>
@@ -14334,7 +14725,7 @@
           <w:t>v20.11.1</w:t>
         </w:r>
       </w:hyperlink>
-      <w:hyperlink r:id="rId34">
+      <w:hyperlink r:id="rId42">
         <w:r>
           <w:rPr>
             <w:color w:val="0563C1"/>
@@ -14343,7 +14734,7 @@
           <w:t>-</w:t>
         </w:r>
       </w:hyperlink>
-      <w:hyperlink r:id="rId35">
+      <w:hyperlink r:id="rId43">
         <w:r>
           <w:rPr>
             <w:color w:val="0563C1"/>
@@ -14352,7 +14743,7 @@
           <w:t>x64.msi</w:t>
         </w:r>
       </w:hyperlink>
-      <w:hyperlink r:id="rId36">
+      <w:hyperlink r:id="rId44">
         <w:r>
           <w:t xml:space="preserve"> </w:t>
         </w:r>
@@ -14364,7 +14755,6 @@
       </w:pPr>
       <w:proofErr w:type="spellStart"/>
       <w:r>
-        <w:lastRenderedPageBreak/>
         <w:t>Npm</w:t>
       </w:r>
       <w:proofErr w:type="spellEnd"/>
@@ -14499,16 +14889,6 @@
     </w:p>
     <w:p>
       <w:pPr>
-        <w:spacing w:after="19" w:line="259" w:lineRule="auto"/>
-        <w:ind w:left="0" w:right="0" w:firstLine="0"/>
-        <w:jc w:val="left"/>
-      </w:pPr>
-      <w:r>
-        <w:t xml:space="preserve"> </w:t>
-      </w:r>
-    </w:p>
-    <w:p>
-      <w:pPr>
         <w:spacing w:after="88" w:line="259" w:lineRule="auto"/>
         <w:ind w:left="-5" w:right="0"/>
         <w:jc w:val="left"/>
@@ -14540,6 +14920,79 @@
       </w:pPr>
       <w:r>
         <w:t xml:space="preserve"> </w:t>
+      </w:r>
+      <w:proofErr w:type="spellStart"/>
+      <w:r>
+        <w:t>berikut</w:t>
+      </w:r>
+      <w:proofErr w:type="spellEnd"/>
+      <w:r>
+        <w:t xml:space="preserve"> </w:t>
+      </w:r>
+      <w:proofErr w:type="spellStart"/>
+      <w:r>
+        <w:t>hasil</w:t>
+      </w:r>
+      <w:proofErr w:type="spellEnd"/>
+      <w:r>
+        <w:t xml:space="preserve"> </w:t>
+      </w:r>
+      <w:proofErr w:type="spellStart"/>
+      <w:proofErr w:type="gramStart"/>
+      <w:r>
+        <w:t>installasi</w:t>
+      </w:r>
+      <w:proofErr w:type="spellEnd"/>
+      <w:r>
+        <w:t xml:space="preserve"> :</w:t>
+      </w:r>
+      <w:proofErr w:type="gramEnd"/>
+      <w:r>
+        <w:t xml:space="preserve"> </w:t>
+      </w:r>
+    </w:p>
+    <w:p>
+      <w:pPr>
+        <w:spacing w:after="108" w:line="259" w:lineRule="auto"/>
+        <w:ind w:left="566" w:right="0" w:firstLine="0"/>
+        <w:jc w:val="left"/>
+      </w:pPr>
+      <w:r>
+        <w:drawing>
+          <wp:inline distT="0" distB="0" distL="0" distR="0" wp14:anchorId="16B80968" wp14:editId="2D4D9813">
+            <wp:extent cx="3743847" cy="2686425"/>
+            <wp:effectExtent l="0" t="0" r="0" b="0"/>
+            <wp:docPr id="8" name="Picture 8"/>
+            <wp:cNvGraphicFramePr>
+              <a:graphicFrameLocks xmlns:a="http://schemas.openxmlformats.org/drawingml/2006/main" noChangeAspect="1"/>
+            </wp:cNvGraphicFramePr>
+            <a:graphic xmlns:a="http://schemas.openxmlformats.org/drawingml/2006/main">
+              <a:graphicData uri="http://schemas.openxmlformats.org/drawingml/2006/picture">
+                <pic:pic xmlns:pic="http://schemas.openxmlformats.org/drawingml/2006/picture">
+                  <pic:nvPicPr>
+                    <pic:cNvPr id="1" name=""/>
+                    <pic:cNvPicPr/>
+                  </pic:nvPicPr>
+                  <pic:blipFill>
+                    <a:blip r:embed="rId45"/>
+                    <a:stretch>
+                      <a:fillRect/>
+                    </a:stretch>
+                  </pic:blipFill>
+                  <pic:spPr>
+                    <a:xfrm>
+                      <a:off x="0" y="0"/>
+                      <a:ext cx="3743847" cy="2686425"/>
+                    </a:xfrm>
+                    <a:prstGeom prst="rect">
+                      <a:avLst/>
+                    </a:prstGeom>
+                  </pic:spPr>
+                </pic:pic>
+              </a:graphicData>
+            </a:graphic>
+          </wp:inline>
+        </w:drawing>
       </w:r>
     </w:p>
     <w:p>
@@ -14586,7 +15039,7 @@
                     <pic:cNvPicPr/>
                   </pic:nvPicPr>
                   <pic:blipFill>
-                    <a:blip r:embed="rId37"/>
+                    <a:blip r:embed="rId46"/>
                     <a:stretch>
                       <a:fillRect/>
                     </a:stretch>
@@ -14653,6 +15106,7 @@
         <w:rPr>
           <w:noProof/>
         </w:rPr>
+        <w:lastRenderedPageBreak/>
         <w:drawing>
           <wp:inline distT="0" distB="0" distL="0" distR="0" wp14:anchorId="53EE55B2" wp14:editId="795A72BD">
             <wp:extent cx="5759451" cy="2243455"/>
@@ -14667,7 +15121,7 @@
                     <pic:cNvPicPr/>
                   </pic:nvPicPr>
                   <pic:blipFill>
-                    <a:blip r:embed="rId38"/>
+                    <a:blip r:embed="rId47"/>
                     <a:stretch>
                       <a:fillRect/>
                     </a:stretch>
@@ -14693,6 +15147,86 @@
     </w:p>
     <w:p>
       <w:pPr>
+        <w:spacing w:after="22" w:line="259" w:lineRule="auto"/>
+        <w:ind w:left="0" w:right="0" w:firstLine="0"/>
+        <w:rPr>
+          <w:b/>
+          <w:bCs/>
+        </w:rPr>
+      </w:pPr>
+      <w:r>
+        <w:tab/>
+      </w:r>
+      <w:proofErr w:type="gramStart"/>
+      <w:r>
+        <w:rPr>
+          <w:b/>
+          <w:bCs/>
+        </w:rPr>
+        <w:t>Hasil :</w:t>
+      </w:r>
+      <w:proofErr w:type="gramEnd"/>
+    </w:p>
+    <w:p>
+      <w:pPr>
+        <w:spacing w:after="22" w:line="259" w:lineRule="auto"/>
+        <w:ind w:left="0" w:right="0" w:firstLine="0"/>
+        <w:rPr>
+          <w:b/>
+          <w:bCs/>
+        </w:rPr>
+      </w:pPr>
+      <w:r>
+        <w:rPr>
+          <w:b/>
+          <w:bCs/>
+        </w:rPr>
+        <w:tab/>
+      </w:r>
+      <w:r>
+        <w:rPr>
+          <w:b/>
+          <w:bCs/>
+        </w:rPr>
+        <w:drawing>
+          <wp:inline distT="0" distB="0" distL="0" distR="0" wp14:anchorId="5205F86E" wp14:editId="4A1865B5">
+            <wp:extent cx="4744112" cy="2438740"/>
+            <wp:effectExtent l="0" t="0" r="0" b="0"/>
+            <wp:docPr id="9" name="Picture 9"/>
+            <wp:cNvGraphicFramePr>
+              <a:graphicFrameLocks xmlns:a="http://schemas.openxmlformats.org/drawingml/2006/main" noChangeAspect="1"/>
+            </wp:cNvGraphicFramePr>
+            <a:graphic xmlns:a="http://schemas.openxmlformats.org/drawingml/2006/main">
+              <a:graphicData uri="http://schemas.openxmlformats.org/drawingml/2006/picture">
+                <pic:pic xmlns:pic="http://schemas.openxmlformats.org/drawingml/2006/picture">
+                  <pic:nvPicPr>
+                    <pic:cNvPr id="1" name=""/>
+                    <pic:cNvPicPr/>
+                  </pic:nvPicPr>
+                  <pic:blipFill>
+                    <a:blip r:embed="rId48"/>
+                    <a:stretch>
+                      <a:fillRect/>
+                    </a:stretch>
+                  </pic:blipFill>
+                  <pic:spPr>
+                    <a:xfrm>
+                      <a:off x="0" y="0"/>
+                      <a:ext cx="4744112" cy="2438740"/>
+                    </a:xfrm>
+                    <a:prstGeom prst="rect">
+                      <a:avLst/>
+                    </a:prstGeom>
+                  </pic:spPr>
+                </pic:pic>
+              </a:graphicData>
+            </a:graphic>
+          </wp:inline>
+        </w:drawing>
+      </w:r>
+    </w:p>
+    <w:p>
+      <w:pPr>
         <w:numPr>
           <w:ilvl w:val="0"/>
           <w:numId w:val="4"/>
@@ -14763,7 +15297,7 @@
                     <pic:cNvPicPr/>
                   </pic:nvPicPr>
                   <pic:blipFill>
-                    <a:blip r:embed="rId39"/>
+                    <a:blip r:embed="rId49"/>
                     <a:stretch>
                       <a:fillRect/>
                     </a:stretch>
@@ -14808,6 +15342,7 @@
       </w:pPr>
       <w:proofErr w:type="spellStart"/>
       <w:r>
+        <w:lastRenderedPageBreak/>
         <w:t>Selanjutnya</w:t>
       </w:r>
       <w:proofErr w:type="spellEnd"/>
@@ -14919,7 +15454,6 @@
         <w:rPr>
           <w:noProof/>
         </w:rPr>
-        <w:lastRenderedPageBreak/>
         <w:drawing>
           <wp:inline distT="0" distB="0" distL="0" distR="0" wp14:anchorId="1FD80789" wp14:editId="3DA5E75D">
             <wp:extent cx="5759451" cy="534670"/>
@@ -14934,7 +15468,7 @@
                     <pic:cNvPicPr/>
                   </pic:nvPicPr>
                   <pic:blipFill>
-                    <a:blip r:embed="rId40"/>
+                    <a:blip r:embed="rId50"/>
                     <a:stretch>
                       <a:fillRect/>
                     </a:stretch>
@@ -14960,6 +15494,49 @@
     </w:p>
     <w:p>
       <w:pPr>
+        <w:spacing w:after="0" w:line="259" w:lineRule="auto"/>
+        <w:ind w:left="-1" w:right="720" w:firstLine="0"/>
+      </w:pPr>
+      <w:r>
+        <w:drawing>
+          <wp:inline distT="0" distB="0" distL="0" distR="0" wp14:anchorId="404FA874" wp14:editId="4AFE3285">
+            <wp:extent cx="4201111" cy="400106"/>
+            <wp:effectExtent l="0" t="0" r="0" b="0"/>
+            <wp:docPr id="10" name="Picture 10"/>
+            <wp:cNvGraphicFramePr>
+              <a:graphicFrameLocks xmlns:a="http://schemas.openxmlformats.org/drawingml/2006/main" noChangeAspect="1"/>
+            </wp:cNvGraphicFramePr>
+            <a:graphic xmlns:a="http://schemas.openxmlformats.org/drawingml/2006/main">
+              <a:graphicData uri="http://schemas.openxmlformats.org/drawingml/2006/picture">
+                <pic:pic xmlns:pic="http://schemas.openxmlformats.org/drawingml/2006/picture">
+                  <pic:nvPicPr>
+                    <pic:cNvPr id="1" name=""/>
+                    <pic:cNvPicPr/>
+                  </pic:nvPicPr>
+                  <pic:blipFill>
+                    <a:blip r:embed="rId51"/>
+                    <a:stretch>
+                      <a:fillRect/>
+                    </a:stretch>
+                  </pic:blipFill>
+                  <pic:spPr>
+                    <a:xfrm>
+                      <a:off x="0" y="0"/>
+                      <a:ext cx="4201111" cy="400106"/>
+                    </a:xfrm>
+                    <a:prstGeom prst="rect">
+                      <a:avLst/>
+                    </a:prstGeom>
+                  </pic:spPr>
+                </pic:pic>
+              </a:graphicData>
+            </a:graphic>
+          </wp:inline>
+        </w:drawing>
+      </w:r>
+    </w:p>
+    <w:p>
+      <w:pPr>
         <w:spacing w:after="19" w:line="259" w:lineRule="auto"/>
         <w:ind w:left="0" w:right="0" w:firstLine="0"/>
         <w:jc w:val="left"/>
@@ -15136,7 +15713,6 @@
         <w:tblCellMar>
           <w:top w:w="37" w:type="dxa"/>
           <w:left w:w="108" w:type="dxa"/>
-          <w:bottom w:w="0" w:type="dxa"/>
           <w:right w:w="115" w:type="dxa"/>
         </w:tblCellMar>
         <w:tblLook w:val="04A0" w:firstRow="1" w:lastRow="0" w:firstColumn="1" w:lastColumn="0" w:noHBand="0" w:noVBand="1"/>
@@ -17693,7 +18269,7 @@
                     <pic:cNvPicPr/>
                   </pic:nvPicPr>
                   <pic:blipFill>
-                    <a:blip r:embed="rId41"/>
+                    <a:blip r:embed="rId52"/>
                     <a:stretch>
                       <a:fillRect/>
                     </a:stretch>
@@ -17808,7 +18384,7 @@
                     <pic:cNvPicPr/>
                   </pic:nvPicPr>
                   <pic:blipFill>
-                    <a:blip r:embed="rId42"/>
+                    <a:blip r:embed="rId53"/>
                     <a:stretch>
                       <a:fillRect/>
                     </a:stretch>
@@ -17977,7 +18553,7 @@
                     <pic:cNvPicPr/>
                   </pic:nvPicPr>
                   <pic:blipFill>
-                    <a:blip r:embed="rId43"/>
+                    <a:blip r:embed="rId54"/>
                     <a:stretch>
                       <a:fillRect/>
                     </a:stretch>
@@ -18084,7 +18660,7 @@
                     <pic:cNvPicPr/>
                   </pic:nvPicPr>
                   <pic:blipFill>
-                    <a:blip r:embed="rId44"/>
+                    <a:blip r:embed="rId55"/>
                     <a:stretch>
                       <a:fillRect/>
                     </a:stretch>
@@ -18117,6 +18693,71 @@
       <w:r>
         <w:t xml:space="preserve"> </w:t>
       </w:r>
+      <w:proofErr w:type="spellStart"/>
+      <w:r>
+        <w:t>Berikut</w:t>
+      </w:r>
+      <w:proofErr w:type="spellEnd"/>
+      <w:r>
+        <w:t xml:space="preserve"> </w:t>
+      </w:r>
+      <w:proofErr w:type="spellStart"/>
+      <w:proofErr w:type="gramStart"/>
+      <w:r>
+        <w:t>hasilnya</w:t>
+      </w:r>
+      <w:proofErr w:type="spellEnd"/>
+      <w:r>
+        <w:t xml:space="preserve"> :</w:t>
+      </w:r>
+      <w:proofErr w:type="gramEnd"/>
+      <w:r>
+        <w:t xml:space="preserve"> </w:t>
+      </w:r>
+    </w:p>
+    <w:p>
+      <w:pPr>
+        <w:spacing w:after="68" w:line="259" w:lineRule="auto"/>
+        <w:ind w:left="360" w:right="0" w:firstLine="0"/>
+        <w:jc w:val="left"/>
+      </w:pPr>
+      <w:r>
+        <w:drawing>
+          <wp:inline distT="0" distB="0" distL="0" distR="0" wp14:anchorId="238287D7" wp14:editId="61A20F15">
+            <wp:extent cx="3905795" cy="247685"/>
+            <wp:effectExtent l="0" t="0" r="0" b="0"/>
+            <wp:docPr id="11" name="Picture 11"/>
+            <wp:cNvGraphicFramePr>
+              <a:graphicFrameLocks xmlns:a="http://schemas.openxmlformats.org/drawingml/2006/main" noChangeAspect="1"/>
+            </wp:cNvGraphicFramePr>
+            <a:graphic xmlns:a="http://schemas.openxmlformats.org/drawingml/2006/main">
+              <a:graphicData uri="http://schemas.openxmlformats.org/drawingml/2006/picture">
+                <pic:pic xmlns:pic="http://schemas.openxmlformats.org/drawingml/2006/picture">
+                  <pic:nvPicPr>
+                    <pic:cNvPr id="1" name=""/>
+                    <pic:cNvPicPr/>
+                  </pic:nvPicPr>
+                  <pic:blipFill>
+                    <a:blip r:embed="rId56"/>
+                    <a:stretch>
+                      <a:fillRect/>
+                    </a:stretch>
+                  </pic:blipFill>
+                  <pic:spPr>
+                    <a:xfrm>
+                      <a:off x="0" y="0"/>
+                      <a:ext cx="3905795" cy="247685"/>
+                    </a:xfrm>
+                    <a:prstGeom prst="rect">
+                      <a:avLst/>
+                    </a:prstGeom>
+                  </pic:spPr>
+                </pic:pic>
+              </a:graphicData>
+            </a:graphic>
+          </wp:inline>
+        </w:drawing>
+      </w:r>
     </w:p>
     <w:p>
       <w:pPr>
@@ -18685,6 +19326,7 @@
           <w:color w:val="0000CC"/>
           <w:sz w:val="18"/>
         </w:rPr>
+        <w:lastRenderedPageBreak/>
         <w:t xml:space="preserve">            @yield('</w:t>
       </w:r>
       <w:proofErr w:type="spellStart"/>
@@ -18724,7 +19366,6 @@
           <w:color w:val="0000CC"/>
           <w:sz w:val="18"/>
         </w:rPr>
-        <w:lastRenderedPageBreak/>
         <w:t xml:space="preserve"> </w:t>
       </w:r>
     </w:p>
@@ -18800,7 +19441,6 @@
         <w:tblCellMar>
           <w:top w:w="37" w:type="dxa"/>
           <w:left w:w="108" w:type="dxa"/>
-          <w:bottom w:w="0" w:type="dxa"/>
           <w:right w:w="9" w:type="dxa"/>
         </w:tblCellMar>
         <w:tblLook w:val="04A0" w:firstRow="1" w:lastRow="0" w:firstColumn="1" w:lastColumn="0" w:noHBand="0" w:noVBand="1"/>
@@ -20290,7 +20930,7 @@
                     <pic:cNvPicPr/>
                   </pic:nvPicPr>
                   <pic:blipFill>
-                    <a:blip r:embed="rId45"/>
+                    <a:blip r:embed="rId57"/>
                     <a:stretch>
                       <a:fillRect/>
                     </a:stretch>
@@ -20316,11 +20956,69 @@
     </w:p>
     <w:p>
       <w:pPr>
+        <w:spacing w:after="0" w:line="259" w:lineRule="auto"/>
+        <w:ind w:left="0" w:right="1601" w:firstLine="0"/>
+      </w:pPr>
+      <w:proofErr w:type="gramStart"/>
+      <w:r>
+        <w:t>Hasil :</w:t>
+      </w:r>
+      <w:proofErr w:type="gramEnd"/>
+      <w:r>
+        <w:t xml:space="preserve"> </w:t>
+      </w:r>
+    </w:p>
+    <w:p>
+      <w:pPr>
+        <w:spacing w:after="0" w:line="259" w:lineRule="auto"/>
+        <w:ind w:left="0" w:right="1601" w:firstLine="0"/>
+      </w:pPr>
+      <w:r>
+        <w:drawing>
+          <wp:inline distT="0" distB="0" distL="0" distR="0" wp14:anchorId="35448A22" wp14:editId="2173FAA4">
+            <wp:extent cx="4534533" cy="3439005"/>
+            <wp:effectExtent l="0" t="0" r="0" b="9525"/>
+            <wp:docPr id="12" name="Picture 12"/>
+            <wp:cNvGraphicFramePr>
+              <a:graphicFrameLocks xmlns:a="http://schemas.openxmlformats.org/drawingml/2006/main" noChangeAspect="1"/>
+            </wp:cNvGraphicFramePr>
+            <a:graphic xmlns:a="http://schemas.openxmlformats.org/drawingml/2006/main">
+              <a:graphicData uri="http://schemas.openxmlformats.org/drawingml/2006/picture">
+                <pic:pic xmlns:pic="http://schemas.openxmlformats.org/drawingml/2006/picture">
+                  <pic:nvPicPr>
+                    <pic:cNvPr id="1" name=""/>
+                    <pic:cNvPicPr/>
+                  </pic:nvPicPr>
+                  <pic:blipFill>
+                    <a:blip r:embed="rId58"/>
+                    <a:stretch>
+                      <a:fillRect/>
+                    </a:stretch>
+                  </pic:blipFill>
+                  <pic:spPr>
+                    <a:xfrm>
+                      <a:off x="0" y="0"/>
+                      <a:ext cx="4534533" cy="3439005"/>
+                    </a:xfrm>
+                    <a:prstGeom prst="rect">
+                      <a:avLst/>
+                    </a:prstGeom>
+                  </pic:spPr>
+                </pic:pic>
+              </a:graphicData>
+            </a:graphic>
+          </wp:inline>
+        </w:drawing>
+      </w:r>
+    </w:p>
+    <w:p>
+      <w:pPr>
         <w:spacing w:after="66" w:line="259" w:lineRule="auto"/>
         <w:ind w:left="720" w:right="0" w:firstLine="0"/>
         <w:jc w:val="left"/>
       </w:pPr>
       <w:r>
+        <w:lastRenderedPageBreak/>
         <w:t xml:space="preserve"> </w:t>
       </w:r>
     </w:p>
@@ -20389,7 +21087,7 @@
                     <pic:cNvPicPr/>
                   </pic:nvPicPr>
                   <pic:blipFill>
-                    <a:blip r:embed="rId46"/>
+                    <a:blip r:embed="rId59"/>
                     <a:stretch>
                       <a:fillRect/>
                     </a:stretch>
@@ -20480,7 +21178,6 @@
         <w:rPr>
           <w:noProof/>
         </w:rPr>
-        <w:lastRenderedPageBreak/>
         <w:drawing>
           <wp:inline distT="0" distB="0" distL="0" distR="0" wp14:anchorId="6FE2E885" wp14:editId="6EFF26C8">
             <wp:extent cx="5759450" cy="3237865"/>
@@ -20495,7 +21192,7 @@
                     <pic:cNvPicPr/>
                   </pic:nvPicPr>
                   <pic:blipFill>
-                    <a:blip r:embed="rId47"/>
+                    <a:blip r:embed="rId60"/>
                     <a:stretch>
                       <a:fillRect/>
                     </a:stretch>
@@ -20521,71 +21218,69 @@
     </w:p>
     <w:p>
       <w:pPr>
+        <w:spacing w:after="247" w:line="259" w:lineRule="auto"/>
+        <w:ind w:left="0" w:right="154" w:firstLine="0"/>
+      </w:pPr>
+      <w:r>
+        <w:tab/>
+      </w:r>
+      <w:proofErr w:type="gramStart"/>
+      <w:r>
+        <w:t>Hasil :</w:t>
+      </w:r>
+      <w:proofErr w:type="gramEnd"/>
+    </w:p>
+    <w:p>
+      <w:pPr>
+        <w:spacing w:after="247" w:line="259" w:lineRule="auto"/>
+        <w:ind w:left="0" w:right="154" w:firstLine="0"/>
+      </w:pPr>
+      <w:r>
+        <w:drawing>
+          <wp:inline distT="0" distB="0" distL="0" distR="0" wp14:anchorId="41E4B7B7" wp14:editId="7D6F079F">
+            <wp:extent cx="5581402" cy="2137715"/>
+            <wp:effectExtent l="0" t="0" r="635" b="0"/>
+            <wp:docPr id="13" name="Picture 13"/>
+            <wp:cNvGraphicFramePr>
+              <a:graphicFrameLocks xmlns:a="http://schemas.openxmlformats.org/drawingml/2006/main" noChangeAspect="1"/>
+            </wp:cNvGraphicFramePr>
+            <a:graphic xmlns:a="http://schemas.openxmlformats.org/drawingml/2006/main">
+              <a:graphicData uri="http://schemas.openxmlformats.org/drawingml/2006/picture">
+                <pic:pic xmlns:pic="http://schemas.openxmlformats.org/drawingml/2006/picture">
+                  <pic:nvPicPr>
+                    <pic:cNvPr id="1" name=""/>
+                    <pic:cNvPicPr/>
+                  </pic:nvPicPr>
+                  <pic:blipFill>
+                    <a:blip r:embed="rId61"/>
+                    <a:stretch>
+                      <a:fillRect/>
+                    </a:stretch>
+                  </pic:blipFill>
+                  <pic:spPr>
+                    <a:xfrm>
+                      <a:off x="0" y="0"/>
+                      <a:ext cx="5589826" cy="2140941"/>
+                    </a:xfrm>
+                    <a:prstGeom prst="rect">
+                      <a:avLst/>
+                    </a:prstGeom>
+                  </pic:spPr>
+                </pic:pic>
+              </a:graphicData>
+            </a:graphic>
+          </wp:inline>
+        </w:drawing>
+      </w:r>
+    </w:p>
+    <w:p>
+      <w:pPr>
         <w:spacing w:after="297" w:line="259" w:lineRule="auto"/>
         <w:ind w:left="0" w:right="0" w:firstLine="0"/>
         <w:jc w:val="left"/>
       </w:pPr>
       <w:r>
-        <w:t xml:space="preserve"> </w:t>
-      </w:r>
-    </w:p>
-    <w:p>
-      <w:pPr>
-        <w:spacing w:after="300" w:line="259" w:lineRule="auto"/>
-        <w:ind w:left="0" w:right="0" w:firstLine="0"/>
-        <w:jc w:val="left"/>
-      </w:pPr>
-      <w:r>
-        <w:t xml:space="preserve"> </w:t>
-      </w:r>
-    </w:p>
-    <w:p>
-      <w:pPr>
-        <w:spacing w:after="298" w:line="259" w:lineRule="auto"/>
-        <w:ind w:left="0" w:right="0" w:firstLine="0"/>
-        <w:jc w:val="left"/>
-      </w:pPr>
-      <w:r>
-        <w:t xml:space="preserve"> </w:t>
-      </w:r>
-    </w:p>
-    <w:p>
-      <w:pPr>
-        <w:spacing w:after="300" w:line="259" w:lineRule="auto"/>
-        <w:ind w:left="0" w:right="0" w:firstLine="0"/>
-        <w:jc w:val="left"/>
-      </w:pPr>
-      <w:r>
-        <w:t xml:space="preserve"> </w:t>
-      </w:r>
-    </w:p>
-    <w:p>
-      <w:pPr>
-        <w:spacing w:after="297" w:line="259" w:lineRule="auto"/>
-        <w:ind w:left="0" w:right="0" w:firstLine="0"/>
-        <w:jc w:val="left"/>
-      </w:pPr>
-      <w:r>
-        <w:t xml:space="preserve"> </w:t>
-      </w:r>
-    </w:p>
-    <w:p>
-      <w:pPr>
-        <w:spacing w:after="300" w:line="259" w:lineRule="auto"/>
-        <w:ind w:left="0" w:right="0" w:firstLine="0"/>
-        <w:jc w:val="left"/>
-      </w:pPr>
-      <w:r>
-        <w:t xml:space="preserve"> </w:t>
-      </w:r>
-    </w:p>
-    <w:p>
-      <w:pPr>
-        <w:spacing w:after="0" w:line="259" w:lineRule="auto"/>
-        <w:ind w:left="0" w:right="0" w:firstLine="0"/>
-        <w:jc w:val="left"/>
-      </w:pPr>
-      <w:r>
+        <w:lastRenderedPageBreak/>
         <w:t xml:space="preserve"> </w:t>
       </w:r>
     </w:p>
@@ -20740,7 +21435,7 @@
                     <pic:cNvPicPr/>
                   </pic:nvPicPr>
                   <pic:blipFill>
-                    <a:blip r:embed="rId48"/>
+                    <a:blip r:embed="rId62"/>
                     <a:stretch>
                       <a:fillRect/>
                     </a:stretch>
@@ -20766,6 +21461,49 @@
     </w:p>
     <w:p>
       <w:pPr>
+        <w:spacing w:after="295" w:line="259" w:lineRule="auto"/>
+        <w:ind w:left="0" w:right="895" w:firstLine="0"/>
+      </w:pPr>
+      <w:r>
+        <w:drawing>
+          <wp:inline distT="0" distB="0" distL="0" distR="0" wp14:anchorId="2BE49D09" wp14:editId="7C6936EF">
+            <wp:extent cx="4544059" cy="409632"/>
+            <wp:effectExtent l="0" t="0" r="9525" b="9525"/>
+            <wp:docPr id="14" name="Picture 14"/>
+            <wp:cNvGraphicFramePr>
+              <a:graphicFrameLocks xmlns:a="http://schemas.openxmlformats.org/drawingml/2006/main" noChangeAspect="1"/>
+            </wp:cNvGraphicFramePr>
+            <a:graphic xmlns:a="http://schemas.openxmlformats.org/drawingml/2006/main">
+              <a:graphicData uri="http://schemas.openxmlformats.org/drawingml/2006/picture">
+                <pic:pic xmlns:pic="http://schemas.openxmlformats.org/drawingml/2006/picture">
+                  <pic:nvPicPr>
+                    <pic:cNvPr id="1" name=""/>
+                    <pic:cNvPicPr/>
+                  </pic:nvPicPr>
+                  <pic:blipFill>
+                    <a:blip r:embed="rId63"/>
+                    <a:stretch>
+                      <a:fillRect/>
+                    </a:stretch>
+                  </pic:blipFill>
+                  <pic:spPr>
+                    <a:xfrm>
+                      <a:off x="0" y="0"/>
+                      <a:ext cx="4544059" cy="409632"/>
+                    </a:xfrm>
+                    <a:prstGeom prst="rect">
+                      <a:avLst/>
+                    </a:prstGeom>
+                  </pic:spPr>
+                </pic:pic>
+              </a:graphicData>
+            </a:graphic>
+          </wp:inline>
+        </w:drawing>
+      </w:r>
+    </w:p>
+    <w:p>
+      <w:pPr>
         <w:numPr>
           <w:ilvl w:val="0"/>
           <w:numId w:val="6"/>
@@ -20818,16 +21556,14 @@
       <w:pPr>
         <w:spacing w:after="4" w:line="259" w:lineRule="auto"/>
         <w:ind w:left="0" w:right="0" w:firstLine="0"/>
-        <w:jc w:val="right"/>
       </w:pPr>
       <w:r>
         <w:rPr>
           <w:noProof/>
         </w:rPr>
-        <w:lastRenderedPageBreak/>
         <w:drawing>
-          <wp:inline distT="0" distB="0" distL="0" distR="0" wp14:anchorId="490FB361" wp14:editId="7A6162E2">
-            <wp:extent cx="5759451" cy="5236210"/>
+          <wp:inline distT="0" distB="0" distL="0" distR="0" wp14:anchorId="490FB361" wp14:editId="3A6605DE">
+            <wp:extent cx="5106390" cy="4500748"/>
             <wp:effectExtent l="0" t="0" r="0" b="0"/>
             <wp:docPr id="3596" name="Picture 3596"/>
             <wp:cNvGraphicFramePr/>
@@ -20839,7 +21575,7 @@
                     <pic:cNvPicPr/>
                   </pic:nvPicPr>
                   <pic:blipFill>
-                    <a:blip r:embed="rId49"/>
+                    <a:blip r:embed="rId64"/>
                     <a:stretch>
                       <a:fillRect/>
                     </a:stretch>
@@ -20847,7 +21583,7 @@
                   <pic:spPr>
                     <a:xfrm>
                       <a:off x="0" y="0"/>
-                      <a:ext cx="5759451" cy="5236210"/>
+                      <a:ext cx="5109395" cy="4503396"/>
                     </a:xfrm>
                     <a:prstGeom prst="rect">
                       <a:avLst/>
@@ -20865,30 +21601,73 @@
     </w:p>
     <w:p>
       <w:pPr>
-        <w:spacing w:after="60" w:line="259" w:lineRule="auto"/>
-        <w:ind w:left="720" w:right="0" w:firstLine="0"/>
-        <w:jc w:val="left"/>
-      </w:pPr>
-      <w:r>
-        <w:t xml:space="preserve"> </w:t>
-      </w:r>
-    </w:p>
-    <w:p>
-      <w:pPr>
-        <w:spacing w:after="57" w:line="259" w:lineRule="auto"/>
-        <w:ind w:left="720" w:right="0" w:firstLine="0"/>
-        <w:jc w:val="left"/>
-      </w:pPr>
-      <w:r>
-        <w:t xml:space="preserve"> </w:t>
-      </w:r>
-    </w:p>
-    <w:p>
-      <w:pPr>
-        <w:spacing w:after="0" w:line="259" w:lineRule="auto"/>
-        <w:ind w:left="720" w:right="0" w:firstLine="0"/>
-        <w:jc w:val="left"/>
-      </w:pPr>
+        <w:spacing w:after="4" w:line="259" w:lineRule="auto"/>
+        <w:ind w:left="0" w:right="0" w:firstLine="0"/>
+      </w:pPr>
+    </w:p>
+    <w:p>
+      <w:pPr>
+        <w:spacing w:after="4" w:line="259" w:lineRule="auto"/>
+        <w:ind w:left="0" w:right="0" w:firstLine="0"/>
+      </w:pPr>
+    </w:p>
+    <w:p>
+      <w:pPr>
+        <w:spacing w:after="4" w:line="259" w:lineRule="auto"/>
+        <w:ind w:left="0" w:right="0" w:firstLine="0"/>
+      </w:pPr>
+      <w:proofErr w:type="gramStart"/>
+      <w:r>
+        <w:lastRenderedPageBreak/>
+        <w:t>Hasil :</w:t>
+      </w:r>
+      <w:proofErr w:type="gramEnd"/>
+      <w:r>
+        <w:t xml:space="preserve"> </w:t>
+      </w:r>
+    </w:p>
+    <w:p>
+      <w:pPr>
+        <w:spacing w:after="4" w:line="259" w:lineRule="auto"/>
+        <w:ind w:left="0" w:right="0" w:firstLine="0"/>
+      </w:pPr>
+      <w:r>
+        <w:drawing>
+          <wp:inline distT="0" distB="0" distL="0" distR="0" wp14:anchorId="2E9B8CE8" wp14:editId="20796179">
+            <wp:extent cx="3543795" cy="2057687"/>
+            <wp:effectExtent l="0" t="0" r="0" b="0"/>
+            <wp:docPr id="15" name="Picture 15"/>
+            <wp:cNvGraphicFramePr>
+              <a:graphicFrameLocks xmlns:a="http://schemas.openxmlformats.org/drawingml/2006/main" noChangeAspect="1"/>
+            </wp:cNvGraphicFramePr>
+            <a:graphic xmlns:a="http://schemas.openxmlformats.org/drawingml/2006/main">
+              <a:graphicData uri="http://schemas.openxmlformats.org/drawingml/2006/picture">
+                <pic:pic xmlns:pic="http://schemas.openxmlformats.org/drawingml/2006/picture">
+                  <pic:nvPicPr>
+                    <pic:cNvPr id="1" name=""/>
+                    <pic:cNvPicPr/>
+                  </pic:nvPicPr>
+                  <pic:blipFill>
+                    <a:blip r:embed="rId65"/>
+                    <a:stretch>
+                      <a:fillRect/>
+                    </a:stretch>
+                  </pic:blipFill>
+                  <pic:spPr>
+                    <a:xfrm>
+                      <a:off x="0" y="0"/>
+                      <a:ext cx="3543795" cy="2057687"/>
+                    </a:xfrm>
+                    <a:prstGeom prst="rect">
+                      <a:avLst/>
+                    </a:prstGeom>
+                  </pic:spPr>
+                </pic:pic>
+              </a:graphicData>
+            </a:graphic>
+          </wp:inline>
+        </w:drawing>
+      </w:r>
       <w:r>
         <w:t xml:space="preserve"> </w:t>
       </w:r>
@@ -20979,7 +21758,6 @@
         <w:rPr>
           <w:noProof/>
         </w:rPr>
-        <w:lastRenderedPageBreak/>
         <w:drawing>
           <wp:inline distT="0" distB="0" distL="0" distR="0" wp14:anchorId="051B5F5B" wp14:editId="0625E53A">
             <wp:extent cx="5759451" cy="4023360"/>
@@ -20994,7 +21772,7 @@
                     <pic:cNvPicPr/>
                   </pic:nvPicPr>
                   <pic:blipFill>
-                    <a:blip r:embed="rId50"/>
+                    <a:blip r:embed="rId66"/>
                     <a:stretch>
                       <a:fillRect/>
                     </a:stretch>
@@ -21027,6 +21805,65 @@
       <w:r>
         <w:t xml:space="preserve"> </w:t>
       </w:r>
+      <w:r>
+        <w:tab/>
+      </w:r>
+      <w:proofErr w:type="gramStart"/>
+      <w:r>
+        <w:t>Hasil :</w:t>
+      </w:r>
+      <w:proofErr w:type="gramEnd"/>
+      <w:r>
+        <w:t xml:space="preserve"> </w:t>
+      </w:r>
+    </w:p>
+    <w:p>
+      <w:pPr>
+        <w:spacing w:after="108" w:line="259" w:lineRule="auto"/>
+        <w:ind w:left="720" w:right="0" w:firstLine="0"/>
+        <w:jc w:val="left"/>
+      </w:pPr>
+      <w:r>
+        <w:lastRenderedPageBreak/>
+        <w:tab/>
+      </w:r>
+      <w:r>
+        <w:drawing>
+          <wp:inline distT="0" distB="0" distL="0" distR="0" wp14:anchorId="734ABB79" wp14:editId="6BC95645">
+            <wp:extent cx="5267325" cy="3359475"/>
+            <wp:effectExtent l="0" t="0" r="0" b="0"/>
+            <wp:docPr id="16" name="Picture 16"/>
+            <wp:cNvGraphicFramePr>
+              <a:graphicFrameLocks xmlns:a="http://schemas.openxmlformats.org/drawingml/2006/main" noChangeAspect="1"/>
+            </wp:cNvGraphicFramePr>
+            <a:graphic xmlns:a="http://schemas.openxmlformats.org/drawingml/2006/main">
+              <a:graphicData uri="http://schemas.openxmlformats.org/drawingml/2006/picture">
+                <pic:pic xmlns:pic="http://schemas.openxmlformats.org/drawingml/2006/picture">
+                  <pic:nvPicPr>
+                    <pic:cNvPr id="1" name=""/>
+                    <pic:cNvPicPr/>
+                  </pic:nvPicPr>
+                  <pic:blipFill>
+                    <a:blip r:embed="rId67"/>
+                    <a:stretch>
+                      <a:fillRect/>
+                    </a:stretch>
+                  </pic:blipFill>
+                  <pic:spPr>
+                    <a:xfrm>
+                      <a:off x="0" y="0"/>
+                      <a:ext cx="5274201" cy="3363860"/>
+                    </a:xfrm>
+                    <a:prstGeom prst="rect">
+                      <a:avLst/>
+                    </a:prstGeom>
+                  </pic:spPr>
+                </pic:pic>
+              </a:graphicData>
+            </a:graphic>
+          </wp:inline>
+        </w:drawing>
+      </w:r>
     </w:p>
     <w:p>
       <w:pPr>
@@ -21150,7 +21987,7 @@
                     <pic:cNvPicPr/>
                   </pic:nvPicPr>
                   <pic:blipFill>
-                    <a:blip r:embed="rId51"/>
+                    <a:blip r:embed="rId68"/>
                     <a:stretch>
                       <a:fillRect/>
                     </a:stretch>
@@ -21176,6 +22013,70 @@
     </w:p>
     <w:p>
       <w:pPr>
+        <w:spacing w:after="0" w:line="259" w:lineRule="auto"/>
+        <w:ind w:left="0" w:right="0" w:firstLine="0"/>
+      </w:pPr>
+      <w:r>
+        <w:tab/>
+      </w:r>
+      <w:proofErr w:type="gramStart"/>
+      <w:r>
+        <w:t>Hasil :</w:t>
+      </w:r>
+      <w:proofErr w:type="gramEnd"/>
+      <w:r>
+        <w:t xml:space="preserve"> </w:t>
+      </w:r>
+    </w:p>
+    <w:p>
+      <w:pPr>
+        <w:spacing w:after="0" w:line="259" w:lineRule="auto"/>
+        <w:ind w:left="0" w:right="0" w:firstLine="0"/>
+      </w:pPr>
+      <w:r>
+        <w:lastRenderedPageBreak/>
+        <w:tab/>
+      </w:r>
+      <w:r>
+        <w:drawing>
+          <wp:inline distT="0" distB="0" distL="0" distR="0" wp14:anchorId="727EBB69" wp14:editId="011539D2">
+            <wp:extent cx="3774559" cy="2145194"/>
+            <wp:effectExtent l="0" t="0" r="0" b="7620"/>
+            <wp:docPr id="17" name="Picture 17"/>
+            <wp:cNvGraphicFramePr>
+              <a:graphicFrameLocks xmlns:a="http://schemas.openxmlformats.org/drawingml/2006/main" noChangeAspect="1"/>
+            </wp:cNvGraphicFramePr>
+            <a:graphic xmlns:a="http://schemas.openxmlformats.org/drawingml/2006/main">
+              <a:graphicData uri="http://schemas.openxmlformats.org/drawingml/2006/picture">
+                <pic:pic xmlns:pic="http://schemas.openxmlformats.org/drawingml/2006/picture">
+                  <pic:nvPicPr>
+                    <pic:cNvPr id="1" name=""/>
+                    <pic:cNvPicPr/>
+                  </pic:nvPicPr>
+                  <pic:blipFill>
+                    <a:blip r:embed="rId69"/>
+                    <a:stretch>
+                      <a:fillRect/>
+                    </a:stretch>
+                  </pic:blipFill>
+                  <pic:spPr>
+                    <a:xfrm>
+                      <a:off x="0" y="0"/>
+                      <a:ext cx="3784776" cy="2151000"/>
+                    </a:xfrm>
+                    <a:prstGeom prst="rect">
+                      <a:avLst/>
+                    </a:prstGeom>
+                  </pic:spPr>
+                </pic:pic>
+              </a:graphicData>
+            </a:graphic>
+          </wp:inline>
+        </w:drawing>
+      </w:r>
+    </w:p>
+    <w:p>
+      <w:pPr>
         <w:numPr>
           <w:ilvl w:val="0"/>
           <w:numId w:val="6"/>
@@ -21185,7 +22086,6 @@
       </w:pPr>
       <w:proofErr w:type="spellStart"/>
       <w:r>
-        <w:lastRenderedPageBreak/>
         <w:t>Akses</w:t>
       </w:r>
       <w:proofErr w:type="spellEnd"/>
@@ -21225,7 +22125,7 @@
                     <pic:cNvPicPr/>
                   </pic:nvPicPr>
                   <pic:blipFill>
-                    <a:blip r:embed="rId52"/>
+                    <a:blip r:embed="rId70"/>
                     <a:stretch>
                       <a:fillRect/>
                     </a:stretch>
@@ -21251,6 +22151,26 @@
     </w:p>
     <w:p>
       <w:pPr>
+        <w:spacing w:after="7" w:line="259" w:lineRule="auto"/>
+        <w:ind w:left="0" w:right="0" w:firstLine="0"/>
+      </w:pPr>
+      <w:proofErr w:type="gramStart"/>
+      <w:r>
+        <w:t>Hasil :</w:t>
+      </w:r>
+      <w:proofErr w:type="gramEnd"/>
+      <w:r>
+        <w:t xml:space="preserve"> </w:t>
+      </w:r>
+    </w:p>
+    <w:p>
+      <w:pPr>
+        <w:spacing w:after="7" w:line="259" w:lineRule="auto"/>
+        <w:ind w:left="0" w:right="0" w:firstLine="0"/>
+      </w:pPr>
+    </w:p>
+    <w:p>
+      <w:pPr>
         <w:spacing w:after="105" w:line="259" w:lineRule="auto"/>
         <w:ind w:left="720" w:right="0" w:firstLine="0"/>
         <w:jc w:val="left"/>
@@ -21295,6 +22215,7 @@
         <w:rPr>
           <w:noProof/>
         </w:rPr>
+        <w:lastRenderedPageBreak/>
         <w:drawing>
           <wp:inline distT="0" distB="0" distL="0" distR="0" wp14:anchorId="0ADC2423" wp14:editId="3A62FEEC">
             <wp:extent cx="5759451" cy="3039745"/>
@@ -21309,7 +22230,7 @@
                     <pic:cNvPicPr/>
                   </pic:nvPicPr>
                   <pic:blipFill>
-                    <a:blip r:embed="rId53"/>
+                    <a:blip r:embed="rId71"/>
                     <a:stretch>
                       <a:fillRect/>
                     </a:stretch>
@@ -21361,7 +22282,6 @@
       </w:pPr>
       <w:proofErr w:type="spellStart"/>
       <w:r>
-        <w:lastRenderedPageBreak/>
         <w:t>Tugas</w:t>
       </w:r>
       <w:proofErr w:type="spellEnd"/>
@@ -21625,7 +22545,7 @@
         <w:ind w:right="0" w:hanging="360"/>
         <w:jc w:val="left"/>
       </w:pPr>
-      <w:hyperlink r:id="rId54">
+      <w:hyperlink r:id="rId72">
         <w:r>
           <w:rPr>
             <w:color w:val="0563C1"/>
@@ -21634,7 +22554,7 @@
           <w:t>https://github.com/jeroennoten/Laravel</w:t>
         </w:r>
       </w:hyperlink>
-      <w:hyperlink r:id="rId55">
+      <w:hyperlink r:id="rId73">
         <w:r>
           <w:rPr>
             <w:color w:val="0563C1"/>
@@ -21643,7 +22563,7 @@
           <w:t>-</w:t>
         </w:r>
       </w:hyperlink>
-      <w:hyperlink r:id="rId56">
+      <w:hyperlink r:id="rId74">
         <w:r>
           <w:rPr>
             <w:color w:val="0563C1"/>
@@ -21652,7 +22572,7 @@
           <w:t>AdminLTE/wiki/Usage</w:t>
         </w:r>
       </w:hyperlink>
-      <w:hyperlink r:id="rId57">
+      <w:hyperlink r:id="rId75">
         <w:r>
           <w:t xml:space="preserve"> </w:t>
         </w:r>
@@ -21668,7 +22588,7 @@
         <w:ind w:right="0" w:hanging="360"/>
         <w:jc w:val="left"/>
       </w:pPr>
-      <w:hyperlink r:id="rId58">
+      <w:hyperlink r:id="rId76">
         <w:r>
           <w:rPr>
             <w:color w:val="0563C1"/>
@@ -21677,7 +22597,7 @@
           <w:t>https://yajrabox.com/docs/laravel</w:t>
         </w:r>
       </w:hyperlink>
-      <w:hyperlink r:id="rId59">
+      <w:hyperlink r:id="rId77">
         <w:r>
           <w:rPr>
             <w:color w:val="0563C1"/>
@@ -21686,7 +22606,7 @@
           <w:t>-</w:t>
         </w:r>
       </w:hyperlink>
-      <w:hyperlink r:id="rId60">
+      <w:hyperlink r:id="rId78">
         <w:r>
           <w:rPr>
             <w:color w:val="0563C1"/>
@@ -21695,7 +22615,7 @@
           <w:t>datatables/10.0/quick</w:t>
         </w:r>
       </w:hyperlink>
-      <w:hyperlink r:id="rId61">
+      <w:hyperlink r:id="rId79">
         <w:r>
           <w:rPr>
             <w:color w:val="0563C1"/>
@@ -21704,7 +22624,7 @@
           <w:t>-</w:t>
         </w:r>
       </w:hyperlink>
-      <w:hyperlink r:id="rId62">
+      <w:hyperlink r:id="rId80">
         <w:r>
           <w:rPr>
             <w:color w:val="0563C1"/>
@@ -21713,7 +22633,7 @@
           <w:t>starter</w:t>
         </w:r>
       </w:hyperlink>
-      <w:hyperlink r:id="rId63">
+      <w:hyperlink r:id="rId81">
         <w:r>
           <w:t xml:space="preserve"> </w:t>
         </w:r>
@@ -21728,14 +22648,16 @@
       <w:r>
         <w:t xml:space="preserve"> </w:t>
       </w:r>
+      <w:bookmarkStart w:id="0" w:name="_GoBack"/>
+      <w:bookmarkEnd w:id="0"/>
     </w:p>
     <w:sectPr>
-      <w:headerReference w:type="even" r:id="rId64"/>
-      <w:headerReference w:type="default" r:id="rId65"/>
-      <w:footerReference w:type="even" r:id="rId66"/>
-      <w:footerReference w:type="default" r:id="rId67"/>
-      <w:headerReference w:type="first" r:id="rId68"/>
-      <w:footerReference w:type="first" r:id="rId69"/>
+      <w:headerReference w:type="even" r:id="rId82"/>
+      <w:headerReference w:type="default" r:id="rId83"/>
+      <w:footerReference w:type="even" r:id="rId84"/>
+      <w:footerReference w:type="default" r:id="rId85"/>
+      <w:headerReference w:type="first" r:id="rId86"/>
+      <w:footerReference w:type="first" r:id="rId87"/>
       <w:pgSz w:w="11906" w:h="16838"/>
       <w:pgMar w:top="2364" w:right="636" w:bottom="1525" w:left="1419" w:header="567" w:footer="565" w:gutter="0"/>
       <w:cols w:space="720"/>
@@ -28830,4 +29752,16 @@
     </a:ext>
   </a:extLst>
 </a:theme>
+</file>
+
+<file path=customXml/item1.xml><?xml version="1.0" encoding="utf-8"?>
+<b:Sources xmlns:b="http://schemas.openxmlformats.org/officeDocument/2006/bibliography" xmlns="http://schemas.openxmlformats.org/officeDocument/2006/bibliography" SelectedStyle="\APASixthEditionOfficeOnline.xsl" StyleName="APA" Version="6"/>
+</file>
+
+<file path=customXml/itemProps1.xml><?xml version="1.0" encoding="utf-8"?>
+<ds:datastoreItem xmlns:ds="http://schemas.openxmlformats.org/officeDocument/2006/customXml" ds:itemID="{506EBEBE-A6E1-424F-9296-ECFDFB29DE4B}">
+  <ds:schemaRefs>
+    <ds:schemaRef ds:uri="http://schemas.openxmlformats.org/officeDocument/2006/bibliography"/>
+  </ds:schemaRefs>
+</ds:datastoreItem>
 </file>